--- a/backend/uploads/sample-rec.docx
+++ b/backend/uploads/sample-rec.docx
@@ -126,16 +126,8 @@
         <w:rPr>
           <w:color w:val="EE0000"/>
         </w:rPr>
-        <w:t xml:space="preserve"> differences is important for setting user </w:t>
+        <w:t xml:space="preserve"> differences is important for setting user expecta</w:t>
       </w:r>
-      <w:proofErr w:type="spellStart"/>
-      <w:r>
-        <w:rPr>
-          <w:color w:val="EE0000"/>
-        </w:rPr>
-        <w:t>expecta</w:t>
-      </w:r>
-      <w:proofErr w:type="spellEnd"/>
     </w:p>
     <w:tbl>
       <w:tblPr>
@@ -159,14 +151,12 @@
                 <w:color w:val="EE0000"/>
               </w:rPr>
             </w:pPr>
-            <w:proofErr w:type="spellStart"/>
             <w:r>
               <w:rPr>
                 <w:color w:val="EE0000"/>
               </w:rPr>
               <w:t>wdghdv</w:t>
             </w:r>
-            <w:proofErr w:type="spellEnd"/>
           </w:p>
         </w:tc>
         <w:tc>
@@ -201,16 +191,8 @@
               <w:rPr>
                 <w:color w:val="EE0000"/>
               </w:rPr>
-              <w:t xml:space="preserve">  D </w:t>
+              <w:t xml:space="preserve">  D d</w:t>
             </w:r>
-            <w:proofErr w:type="spellStart"/>
-            <w:r>
-              <w:rPr>
-                <w:color w:val="EE0000"/>
-              </w:rPr>
-              <w:t>d</w:t>
-            </w:r>
-            <w:proofErr w:type="spellEnd"/>
           </w:p>
         </w:tc>
       </w:tr>
@@ -231,7 +213,6 @@
                 <w:color w:val="1F497D" w:themeColor="text2"/>
               </w:rPr>
             </w:pPr>
-            <w:proofErr w:type="spellStart"/>
             <w:r>
               <w:rPr>
                 <w:rFonts w:ascii="Aptos Display" w:hAnsi="Aptos Display"/>
@@ -241,7 +222,6 @@
               </w:rPr>
               <w:t>bwbcb</w:t>
             </w:r>
-            <w:proofErr w:type="spellEnd"/>
           </w:p>
         </w:tc>
         <w:tc>
@@ -264,27 +244,7 @@
                 <w:bCs/>
                 <w:color w:val="1F497D" w:themeColor="text2"/>
               </w:rPr>
-              <w:t xml:space="preserve"> </w:t>
-            </w:r>
-            <w:proofErr w:type="spellStart"/>
-            <w:r>
-              <w:rPr>
-                <w:rFonts w:ascii="Aptos Display" w:hAnsi="Aptos Display"/>
-                <w:b/>
-                <w:bCs/>
-                <w:color w:val="1F497D" w:themeColor="text2"/>
-              </w:rPr>
-              <w:t>Kncewcni</w:t>
-            </w:r>
-            <w:proofErr w:type="spellEnd"/>
-            <w:r>
-              <w:rPr>
-                <w:rFonts w:ascii="Aptos Display" w:hAnsi="Aptos Display"/>
-                <w:b/>
-                <w:bCs/>
-                <w:color w:val="1F497D" w:themeColor="text2"/>
-              </w:rPr>
-              <w:t xml:space="preserve"> </w:t>
+              <w:t xml:space="preserve"> Kncewcni </w:t>
             </w:r>
           </w:p>
         </w:tc>
@@ -301,7 +261,6 @@
                 <w:color w:val="1F497D" w:themeColor="text2"/>
               </w:rPr>
             </w:pPr>
-            <w:proofErr w:type="spellStart"/>
             <w:r>
               <w:rPr>
                 <w:rFonts w:ascii="Aptos Display" w:hAnsi="Aptos Display"/>
@@ -311,7 +270,6 @@
               </w:rPr>
               <w:t>cebebdu</w:t>
             </w:r>
-            <w:proofErr w:type="spellEnd"/>
           </w:p>
         </w:tc>
       </w:tr>
@@ -325,7 +283,6 @@
           <w:color w:val="1F497D" w:themeColor="text2"/>
         </w:rPr>
       </w:pPr>
-      <w:proofErr w:type="spellStart"/>
       <w:r>
         <w:rPr>
           <w:rFonts w:ascii="Aptos Display" w:hAnsi="Aptos Display"/>
@@ -333,17 +290,100 @@
           <w:bCs/>
           <w:color w:val="1F497D" w:themeColor="text2"/>
         </w:rPr>
-        <w:t>tions</w:t>
+        <w:t>tions about conversion output.</w:t>
       </w:r>
-      <w:proofErr w:type="spellEnd"/>
-      <w:r>
+    </w:p>
+    <w:p>
+      <w:pPr>
         <w:rPr>
           <w:rFonts w:ascii="Aptos Display" w:hAnsi="Aptos Display"/>
           <w:b/>
           <w:bCs/>
           <w:color w:val="1F497D" w:themeColor="text2"/>
         </w:rPr>
-        <w:t xml:space="preserve"> about conversion output.</w:t>
+      </w:pPr>
+    </w:p>
+    <w:p>
+      <w:pPr>
+        <w:rPr>
+          <w:rFonts w:ascii="Aptos Display" w:hAnsi="Aptos Display"/>
+          <w:b/>
+          <w:bCs/>
+          <w:color w:val="1F497D" w:themeColor="text2"/>
+        </w:rPr>
+      </w:pPr>
+    </w:p>
+    <w:p>
+      <w:pPr>
+        <w:rPr>
+          <w:rFonts w:ascii="Aptos Display" w:hAnsi="Aptos Display"/>
+          <w:b/>
+          <w:bCs/>
+          <w:color w:val="1F497D" w:themeColor="text2"/>
+        </w:rPr>
+      </w:pPr>
+    </w:p>
+    <w:p>
+      <w:pPr>
+        <w:rPr>
+          <w:rFonts w:ascii="Aptos Display" w:hAnsi="Aptos Display"/>
+          <w:b/>
+          <w:bCs/>
+          <w:color w:val="1F497D" w:themeColor="text2"/>
+        </w:rPr>
+      </w:pPr>
+      <w:r>
+        <w:rPr>
+          <w:noProof/>
+        </w:rPr>
+        <w:drawing>
+          <wp:inline distT="0" distB="0" distL="0" distR="0" wp14:anchorId="23B5F906" wp14:editId="4F3A4EAF">
+            <wp:extent cx="5486400" cy="3657600"/>
+            <wp:effectExtent l="0" t="0" r="0" b="0"/>
+            <wp:docPr id="1412948521" name="Picture 1" descr="Top 10 Apps for Adding Text to Photos | Visual Watermark"/>
+            <wp:cNvGraphicFramePr>
+              <a:graphicFrameLocks xmlns:a="http://schemas.openxmlformats.org/drawingml/2006/main" noChangeAspect="1"/>
+            </wp:cNvGraphicFramePr>
+            <a:graphic xmlns:a="http://schemas.openxmlformats.org/drawingml/2006/main">
+              <a:graphicData uri="http://schemas.openxmlformats.org/drawingml/2006/picture">
+                <pic:pic xmlns:pic="http://schemas.openxmlformats.org/drawingml/2006/picture">
+                  <pic:nvPicPr>
+                    <pic:cNvPr id="0" name="Picture 1" descr="Top 10 Apps for Adding Text to Photos | Visual Watermark"/>
+                    <pic:cNvPicPr>
+                      <a:picLocks noChangeAspect="1" noChangeArrowheads="1"/>
+                    </pic:cNvPicPr>
+                  </pic:nvPicPr>
+                  <pic:blipFill>
+                    <a:blip r:embed="rId7">
+                      <a:extLst>
+                        <a:ext uri="{28A0092B-C50C-407E-A947-70E740481C1C}">
+                          <a14:useLocalDpi xmlns:a14="http://schemas.microsoft.com/office/drawing/2010/main" val="0"/>
+                        </a:ext>
+                      </a:extLst>
+                    </a:blip>
+                    <a:srcRect/>
+                    <a:stretch>
+                      <a:fillRect/>
+                    </a:stretch>
+                  </pic:blipFill>
+                  <pic:spPr bwMode="auto">
+                    <a:xfrm>
+                      <a:off x="0" y="0"/>
+                      <a:ext cx="5486400" cy="3657600"/>
+                    </a:xfrm>
+                    <a:prstGeom prst="rect">
+                      <a:avLst/>
+                    </a:prstGeom>
+                    <a:noFill/>
+                    <a:ln>
+                      <a:noFill/>
+                    </a:ln>
+                  </pic:spPr>
+                </pic:pic>
+              </a:graphicData>
+            </a:graphic>
+          </wp:inline>
+        </w:drawing>
       </w:r>
     </w:p>
     <w:sectPr>
